--- a/module-1/ScottJohnsonModule1.3.docx
+++ b/module-1/ScottJohnsonModule1.3.docx
@@ -18,13 +18,13 @@
         <w:t xml:space="preserve"> </w:t>
       </w:r>
       <w:r>
-        <w:t>1</w:t>
+        <w:t>2</w:t>
       </w:r>
       <w:r>
         <w:t>.</w:t>
       </w:r>
       <w:r>
-        <w:t>3</w:t>
+        <w:t>2</w:t>
       </w:r>
       <w:r>
         <w:t xml:space="preserve"> </w:t>
@@ -62,7 +62,7 @@
         <w:t>CSD</w:t>
       </w:r>
       <w:r>
-        <w:t>440</w:t>
+        <w:t>370</w:t>
       </w:r>
       <w:r>
         <w:t>:</w:t>
@@ -71,7 +71,7 @@
         <w:t xml:space="preserve"> </w:t>
       </w:r>
       <w:r>
-        <w:t>Server-Side Scripting</w:t>
+        <w:t>Secure Software Development</w:t>
       </w:r>
     </w:p>
     <w:p>
@@ -82,10 +82,7 @@
         <w:t xml:space="preserve">Professor </w:t>
       </w:r>
       <w:r>
-        <w:t>Pa</w:t>
-      </w:r>
-      <w:r>
-        <w:t>yne</w:t>
+        <w:t>Bobba</w:t>
       </w:r>
     </w:p>
     <w:p>
@@ -99,7 +96,10 @@
         <w:t xml:space="preserve"> </w:t>
       </w:r>
       <w:r>
-        <w:t>20</w:t>
+        <w:t>2</w:t>
+      </w:r>
+      <w:r>
+        <w:t>6</w:t>
       </w:r>
       <w:r>
         <w:t>th</w:t>
@@ -181,44 +181,43 @@
       </w:pPr>
       <w:r>
         <w:rPr>
-          <w:noProof/>
+          <w:rFonts w:eastAsia="Calibri" w:cs="Calibri"/>
+          <w:b/>
+          <w:bCs/>
+          <w:szCs w:val="22"/>
         </w:rPr>
         <w:lastRenderedPageBreak/>
-        <w:drawing>
-          <wp:inline distT="0" distB="0" distL="0" distR="0" wp14:anchorId="06ECEFA3" wp14:editId="7F63B147">
-            <wp:extent cx="5943600" cy="3852545"/>
-            <wp:effectExtent l="0" t="0" r="0" b="0"/>
-            <wp:docPr id="1164939911" name="Picture 1"/>
-            <wp:cNvGraphicFramePr>
-              <a:graphicFrameLocks xmlns:a="http://schemas.openxmlformats.org/drawingml/2006/main" noChangeAspect="1"/>
-            </wp:cNvGraphicFramePr>
-            <a:graphic xmlns:a="http://schemas.openxmlformats.org/drawingml/2006/main">
-              <a:graphicData uri="http://schemas.openxmlformats.org/drawingml/2006/picture">
-                <pic:pic xmlns:pic="http://schemas.openxmlformats.org/drawingml/2006/picture">
-                  <pic:nvPicPr>
-                    <pic:cNvPr id="1164939911" name=""/>
-                    <pic:cNvPicPr/>
-                  </pic:nvPicPr>
-                  <pic:blipFill>
-                    <a:blip r:embed="rId11"/>
-                    <a:stretch>
-                      <a:fillRect/>
-                    </a:stretch>
-                  </pic:blipFill>
-                  <pic:spPr>
-                    <a:xfrm>
-                      <a:off x="0" y="0"/>
-                      <a:ext cx="5943600" cy="3852545"/>
-                    </a:xfrm>
-                    <a:prstGeom prst="rect">
-                      <a:avLst/>
-                    </a:prstGeom>
-                  </pic:spPr>
-                </pic:pic>
-              </a:graphicData>
-            </a:graphic>
-          </wp:inline>
-        </w:drawing>
+        <w:t>What Is GDPR?</w:t>
+      </w:r>
+    </w:p>
+    <w:p>
+      <w:pPr>
+        <w:rPr>
+          <w:rFonts w:eastAsia="Calibri" w:cs="Calibri"/>
+          <w:szCs w:val="22"/>
+        </w:rPr>
+      </w:pPr>
+      <w:r>
+        <w:rPr>
+          <w:rFonts w:eastAsia="Calibri" w:cs="Calibri"/>
+          <w:szCs w:val="22"/>
+        </w:rPr>
+        <w:t>GDPR stands for General Data Protection Regulation. It is a law created by the European Union that controls how companies collect, store, and use personal information about people. Personal information means anything that can identify someone, like a name, email address, or phone number. The law does not only apply to companies inside the EU. It also applies to any company outside the EU that does business with or collects data from EU residents. Since MeCo is expanding to the UK and Brazil, we need to understand and follow this law.</w:t>
+      </w:r>
+    </w:p>
+    <w:p>
+      <w:pPr>
+        <w:rPr>
+          <w:rFonts w:eastAsia="Calibri" w:cs="Calibri"/>
+          <w:szCs w:val="22"/>
+        </w:rPr>
+      </w:pPr>
+      <w:r>
+        <w:rPr>
+          <w:rFonts w:eastAsia="Calibri" w:cs="Calibri"/>
+          <w:szCs w:val="22"/>
+        </w:rPr>
+        <w:t>The UK has its own version called UK GDPR, which works almost the same way as the EU version but is managed by the UK's Information Commissioner's Office. Our UK location will follow UK GDPR, and our Brazil location will need to follow the EU version when dealing with EU residents.</w:t>
       </w:r>
     </w:p>
     <w:p>
@@ -231,43 +230,42 @@
       </w:pPr>
       <w:r>
         <w:rPr>
-          <w:noProof/>
+          <w:rFonts w:eastAsia="Calibri" w:cs="Calibri"/>
+          <w:b/>
+          <w:bCs/>
+          <w:szCs w:val="22"/>
         </w:rPr>
-        <w:drawing>
-          <wp:inline distT="0" distB="0" distL="0" distR="0" wp14:anchorId="5AA6BA8C" wp14:editId="430A8366">
-            <wp:extent cx="5943600" cy="3364865"/>
-            <wp:effectExtent l="0" t="0" r="0" b="6985"/>
-            <wp:docPr id="273410506" name="Picture 1"/>
-            <wp:cNvGraphicFramePr>
-              <a:graphicFrameLocks xmlns:a="http://schemas.openxmlformats.org/drawingml/2006/main" noChangeAspect="1"/>
-            </wp:cNvGraphicFramePr>
-            <a:graphic xmlns:a="http://schemas.openxmlformats.org/drawingml/2006/main">
-              <a:graphicData uri="http://schemas.openxmlformats.org/drawingml/2006/picture">
-                <pic:pic xmlns:pic="http://schemas.openxmlformats.org/drawingml/2006/picture">
-                  <pic:nvPicPr>
-                    <pic:cNvPr id="273410506" name=""/>
-                    <pic:cNvPicPr/>
-                  </pic:nvPicPr>
-                  <pic:blipFill>
-                    <a:blip r:embed="rId12"/>
-                    <a:stretch>
-                      <a:fillRect/>
-                    </a:stretch>
-                  </pic:blipFill>
-                  <pic:spPr>
-                    <a:xfrm>
-                      <a:off x="0" y="0"/>
-                      <a:ext cx="5943600" cy="3364865"/>
-                    </a:xfrm>
-                    <a:prstGeom prst="rect">
-                      <a:avLst/>
-                    </a:prstGeom>
-                  </pic:spPr>
-                </pic:pic>
-              </a:graphicData>
-            </a:graphic>
-          </wp:inline>
-        </w:drawing>
+        <w:t>How GDPR Came About</w:t>
+      </w:r>
+    </w:p>
+    <w:p>
+      <w:pPr>
+        <w:rPr>
+          <w:rFonts w:eastAsia="Calibri" w:cs="Calibri"/>
+          <w:szCs w:val="22"/>
+        </w:rPr>
+      </w:pPr>
+      <w:r>
+        <w:rPr>
+          <w:rFonts w:eastAsia="Calibri" w:cs="Calibri"/>
+          <w:szCs w:val="22"/>
+        </w:rPr>
+        <w:t>The EU had a data protection law in place since 1995, but it was written before the internet became what it is today. As technology grew and companies started collecting massive amounts of data online, the old law could not keep up. Data breaches became more common and people started demanding better protection of their personal information.</w:t>
+      </w:r>
+    </w:p>
+    <w:p>
+      <w:pPr>
+        <w:rPr>
+          <w:rFonts w:eastAsia="Calibri" w:cs="Calibri"/>
+          <w:szCs w:val="22"/>
+        </w:rPr>
+      </w:pPr>
+      <w:r>
+        <w:rPr>
+          <w:rFonts w:eastAsia="Calibri" w:cs="Calibri"/>
+          <w:szCs w:val="22"/>
+        </w:rPr>
+        <w:t>In 2012 the EU started working on a new law. It was finalized in 2016 and went into effect on May 25, 2018. The new law replaced the old one and created one clear set of rules that every EU country had to follow. Companies that break the rules can be fined up to 20 million euros or 4% of their total global revenue, whichever is higher.</w:t>
       </w:r>
     </w:p>
     <w:p>
@@ -280,111 +278,74 @@
       </w:pPr>
       <w:r>
         <w:rPr>
-          <w:noProof/>
+          <w:rFonts w:eastAsia="Calibri" w:cs="Calibri"/>
+          <w:b/>
+          <w:bCs/>
+          <w:szCs w:val="22"/>
         </w:rPr>
-        <w:lastRenderedPageBreak/>
-        <w:drawing>
-          <wp:inline distT="0" distB="0" distL="0" distR="0" wp14:anchorId="04BC0367" wp14:editId="42317AAB">
-            <wp:extent cx="5943600" cy="1960880"/>
-            <wp:effectExtent l="0" t="0" r="0" b="1270"/>
-            <wp:docPr id="1550275144" name="Picture 1"/>
-            <wp:cNvGraphicFramePr>
-              <a:graphicFrameLocks xmlns:a="http://schemas.openxmlformats.org/drawingml/2006/main" noChangeAspect="1"/>
-            </wp:cNvGraphicFramePr>
-            <a:graphic xmlns:a="http://schemas.openxmlformats.org/drawingml/2006/main">
-              <a:graphicData uri="http://schemas.openxmlformats.org/drawingml/2006/picture">
-                <pic:pic xmlns:pic="http://schemas.openxmlformats.org/drawingml/2006/picture">
-                  <pic:nvPicPr>
-                    <pic:cNvPr id="1550275144" name=""/>
-                    <pic:cNvPicPr/>
-                  </pic:nvPicPr>
-                  <pic:blipFill>
-                    <a:blip r:embed="rId13"/>
-                    <a:stretch>
-                      <a:fillRect/>
-                    </a:stretch>
-                  </pic:blipFill>
-                  <pic:spPr>
-                    <a:xfrm>
-                      <a:off x="0" y="0"/>
-                      <a:ext cx="5943600" cy="1960880"/>
-                    </a:xfrm>
-                    <a:prstGeom prst="rect">
-                      <a:avLst/>
-                    </a:prstGeom>
-                  </pic:spPr>
-                </pic:pic>
-              </a:graphicData>
-            </a:graphic>
-          </wp:inline>
-        </w:drawing>
-      </w:r>
-    </w:p>
-    <w:p>
-      <w:pPr>
-        <w:ind w:firstLine="0"/>
+        <w:t>GDPR Compliance Checklist for MeCo</w:t>
+      </w:r>
+    </w:p>
+    <w:p>
+      <w:pPr>
         <w:rPr>
           <w:rFonts w:eastAsia="Calibri" w:cs="Calibri"/>
           <w:szCs w:val="22"/>
         </w:rPr>
       </w:pPr>
-      <w:proofErr w:type="gramStart"/>
       <w:r>
         <w:rPr>
           <w:rFonts w:eastAsia="Calibri" w:cs="Calibri"/>
           <w:szCs w:val="22"/>
         </w:rPr>
-        <w:t>Not</w:t>
-      </w:r>
-      <w:proofErr w:type="gramEnd"/>
-      <w:r>
+        <w:t>The first thing we need to do is appoint a Data Protection Officer, or DPO. This is the person responsible for making sure MeCo follows GDPR across all of our locations. From there we need to do a full audit of all the personal data we collect and store, including employee records, customer information, and anything we share with outside vendors.</w:t>
+      </w:r>
+    </w:p>
+    <w:p>
+      <w:pPr>
         <w:rPr>
           <w:rFonts w:eastAsia="Calibri" w:cs="Calibri"/>
           <w:szCs w:val="22"/>
         </w:rPr>
-        <w:t xml:space="preserve"> sure why </w:t>
-      </w:r>
-      <w:proofErr w:type="gramStart"/>
+      </w:pPr>
       <w:r>
         <w:rPr>
           <w:rFonts w:eastAsia="Calibri" w:cs="Calibri"/>
           <w:szCs w:val="22"/>
         </w:rPr>
-        <w:t>its</w:t>
-      </w:r>
-      <w:proofErr w:type="gramEnd"/>
-      <w:r>
+        <w:lastRenderedPageBreak/>
+        <w:t>We also need to make sure we have a legal reason for collecting every piece of data we use. We need to update our privacy notices so people clearly understand what we are collecting and why. Any time we rely on consent to collect data, that consent needs to be given voluntarily and people need to be able to take it back at any time.</w:t>
+      </w:r>
+    </w:p>
+    <w:p>
+      <w:pPr>
         <w:rPr>
           <w:rFonts w:eastAsia="Calibri" w:cs="Calibri"/>
           <w:szCs w:val="22"/>
         </w:rPr>
-        <w:t xml:space="preserve"> </w:t>
-      </w:r>
-      <w:proofErr w:type="gramStart"/>
+      </w:pPr>
       <w:r>
         <w:rPr>
           <w:rFonts w:eastAsia="Calibri" w:cs="Calibri"/>
           <w:szCs w:val="22"/>
         </w:rPr>
-        <w:t>showing</w:t>
-      </w:r>
-      <w:proofErr w:type="gramEnd"/>
-      <w:r>
+        <w:t>People have rights under GDPR. They can ask to see their data, correct it, or have it deleted. We need a process in place to respond to those requests within 30 days. We also need to have signed agreements with any third party vendors who handle our data, and we need to make sure that when data moves across borders it is protected properly.</w:t>
+      </w:r>
+    </w:p>
+    <w:p>
+      <w:pPr>
         <w:rPr>
           <w:rFonts w:eastAsia="Calibri" w:cs="Calibri"/>
           <w:szCs w:val="22"/>
         </w:rPr>
-        <w:t xml:space="preserve"> Monday when it pulls the date. But that’s a future date. </w:t>
-      </w:r>
-    </w:p>
-    <w:p>
-      <w:pPr>
-        <w:ind w:firstLine="0"/>
+      </w:pPr>
+      <w:r>
         <w:rPr>
           <w:rFonts w:eastAsia="Calibri" w:cs="Calibri"/>
           <w:szCs w:val="22"/>
         </w:rPr>
-      </w:pPr>
+        <w:t>On the security side we need to have encryption and access controls in place to protect personal data. We need a plan for what to do if a data breach happens, because authorities have to be notified within 72 hours. Before launching any new system or project that touches personal data, we need to do a risk assessment. Finally, every employee who handles personal data needs to be trained on what GDPR requires.</w:t>
+      </w:r>
     </w:p>
     <w:p>
       <w:pPr>
@@ -3070,6 +3031,18 @@
       <w:color w:val="auto"/>
       <w:sz w:val="24"/>
       <w:lang w:eastAsia="en-US"/>
+    </w:rPr>
+  </w:style>
+  <w:style w:type="character" w:styleId="UnresolvedMention">
+    <w:name w:val="Unresolved Mention"/>
+    <w:basedOn w:val="DefaultParagraphFont"/>
+    <w:uiPriority w:val="99"/>
+    <w:semiHidden/>
+    <w:unhideWhenUsed/>
+    <w:rsid w:val="00BE4CB0"/>
+    <w:rPr>
+      <w:color w:val="605E5C"/>
+      <w:shd w:val="clear" w:color="auto" w:fill="E1DFDD"/>
     </w:rPr>
   </w:style>
 </w:styles>
